--- a/docs/final thesis report asad msai 4 28-6-2026.docx
+++ b/docs/final thesis report asad msai 4 28-6-2026.docx
@@ -417,7 +417,6 @@
                               <w:calendar w:val="gregorian"/>
                             </w:date>
                           </w:sdtPr>
-                          <w:sdtEndPr/>
                           <w:sdtContent>
                             <w:p>
                               <w:pPr>
@@ -463,7 +462,6 @@
                               <w:dataBinding w:prefixMappings="xmlns:ns0='http://schemas.openxmlformats.org/officeDocument/2006/extended-properties' " w:xpath="/ns0:Properties[1]/ns0:Company[1]" w:storeItemID="{6668398D-A668-4E3E-A5EB-62B293D839F1}"/>
                               <w:text/>
                             </w:sdtPr>
-                            <w:sdtEndPr/>
                             <w:sdtContent>
                               <w:r>
                                 <w:rPr>
@@ -496,7 +494,6 @@
                               <w:dataBinding w:prefixMappings="xmlns:ns0='http://schemas.microsoft.com/office/2006/coverPageProps' " w:xpath="/ns0:CoverPageProperties[1]/ns0:CompanyAddress[1]" w:storeItemID="{55AF091B-3C7A-41E3-B477-F2FDAA23CFDA}"/>
                               <w:text/>
                             </w:sdtPr>
-                            <w:sdtEndPr/>
                             <w:sdtContent>
                               <w:r>
                                 <w:rPr>
@@ -1277,15 +1274,31 @@
         <w:jc w:val="both"/>
       </w:pPr>
       <w:r>
-        <w:t xml:space="preserve">Foundational studies demonstrated that supervised methods like Decision Trees and </w:t>
+        <w:t xml:space="preserve">Foundational studies in log anomaly detection heavily relied on Traditional Machine Learning algorithms to classify system states. Early research demonstrated that supervised methods, such as Decision Trees, Support Vector Machines (SVM), and ensemble techniques like Random Forest and </w:t>
       </w:r>
       <w:proofErr w:type="spellStart"/>
       <w:r>
-        <w:t>SVMs</w:t>
+        <w:t>XGBoost</w:t>
       </w:r>
       <w:proofErr w:type="spellEnd"/>
       <w:r>
-        <w:t xml:space="preserve"> can achieve high accuracy on structured logs. However, these approaches depend entirely on parsing logs into fixed templates and manually constructing Event Count Matrices. While accurate for specific datasets, they lack portability. </w:t>
+        <w:t>, can achieve exceptionally high accuracy and F1-scores on structured, well-balanced log datasets. However, the efficacy of these models is entirely predicated on rigid, manual preprocessing pipelines. These approaches require raw unstructured logs to be parsed into fixed templates using tools like Drain or Spell, followed by the manual construction of numerical feature vectors, most commonly Event Count Matrices or TF-IDF (Term Frequency-Inverse Document Frequency) weightings.</w:t>
+      </w:r>
+    </w:p>
+    <w:p>
+      <w:pPr>
+        <w:jc w:val="both"/>
+      </w:pPr>
+      <w:r>
+        <w:t xml:space="preserve">While highly accurate for specific, static datasets under closed-world assumptions, these discriminative models exhibit significant brittleness. They lack portability; a slight alteration in log syntax due to a software update or a shift in system architecture can catastrophically degrade their predictive performance. Furthermore, traditional unsupervised baselines, such as Isolation Forest and One-Class SVM, were introduced to mitigate the dependency on </w:t>
+      </w:r>
+      <w:proofErr w:type="spellStart"/>
+      <w:r>
+        <w:t>labeled</w:t>
+      </w:r>
+      <w:proofErr w:type="spellEnd"/>
+      <w:r>
+        <w:t xml:space="preserve"> data. While useful for isolating statistically rare events, literature indicates they frequently struggle with high-dimensional sequential data, often resulting in unacceptably high false-positive rates when applied to complex, concurrent system logs.</w:t>
       </w:r>
     </w:p>
     <w:p>
@@ -1305,7 +1318,7 @@
         <w:jc w:val="both"/>
       </w:pPr>
       <w:r>
-        <w:t xml:space="preserve">To reduce manual effort, approaches like </w:t>
+        <w:t xml:space="preserve">To address the bottleneck of manual feature engineering and the limitations of static count matrices, subsequent literature shifted towards Deep Learning (DL) sequence models. Inspired by Natural Language Processing (NLP), architectures such as </w:t>
       </w:r>
       <w:proofErr w:type="spellStart"/>
       <w:r>
@@ -1321,7 +1334,27 @@
       </w:r>
       <w:proofErr w:type="spellEnd"/>
       <w:r>
-        <w:t xml:space="preserve"> applied LSTMs to model logs as natural language sequences. These models achieved high F1-scores by learning sequential patterns, reducing the need for manual feature engineering but still often requiring task-specific tuning. </w:t>
+        <w:t xml:space="preserve"> </w:t>
+      </w:r>
+      <w:proofErr w:type="spellStart"/>
+      <w:r>
+        <w:t>modeled</w:t>
+      </w:r>
+      <w:proofErr w:type="spellEnd"/>
+      <w:r>
+        <w:t xml:space="preserve"> system logs as temporal sequences of natural language. By employing Recurrent Neural Networks (RNNs) and their more advanced variants—Long Short-Term Memory (LSTM) networks and Gated Recurrent Units (GRUs)—researchers successfully mapped the temporal dependencies and execution logic inherent in distributed systems.</w:t>
+      </w:r>
+    </w:p>
+    <w:p>
+      <w:pPr>
+        <w:jc w:val="both"/>
+      </w:pPr>
+      <w:r>
+        <w:t xml:space="preserve">These supervised deep learning models achieved high F1-scores by autonomously learning sequential patterns and execution paths directly from the parsed log event IDs, effectively reducing the need for manual feature extraction. Furthermore, spatial models like Convolutional Neural Networks (CNNs) have been successfully adapted to detect local anomalies within log windows. Despite these advancements, supervised DL </w:t>
+      </w:r>
+      <w:r>
+        <w:lastRenderedPageBreak/>
+        <w:t>sequence models still present notable limitations. They often require extensive, task-specific tuning and are highly vulnerable to the "Out-of-Vocabulary" (OOV) problem, where previously unseen log events—common in dynamic cloud environments—cause the models to misclassify normal operations as anomalous.</w:t>
       </w:r>
     </w:p>
     <w:p>
@@ -1341,7 +1374,47 @@
         <w:jc w:val="both"/>
       </w:pPr>
       <w:r>
-        <w:t xml:space="preserve">Recent advancements leverage Transformers and Generative Pre-training to understand the deep semantic context of logs. These models achieve near-perfect F1-scores on benchmarks but are computationally expensive. </w:t>
+        <w:t xml:space="preserve">The most recent advancements in the domain leverage self-supervised Generative AI and Transformer-based architectures to understand the deep semantic context of system logs. Moving beyond simple sequence memorization, models like </w:t>
+      </w:r>
+      <w:proofErr w:type="spellStart"/>
+      <w:r>
+        <w:t>LogBERT</w:t>
+      </w:r>
+      <w:proofErr w:type="spellEnd"/>
+      <w:r>
+        <w:t xml:space="preserve"> utilize bidirectional attention mechanisms to capture complex contextual relationships between log events, achieving near-perfect F1-scores on standardized benchmarks.</w:t>
+      </w:r>
+    </w:p>
+    <w:p>
+      <w:pPr>
+        <w:jc w:val="both"/>
+      </w:pPr>
+      <w:r>
+        <w:t>In parallel, generative deep learning architectures—specifically Variational Autoencoders (</w:t>
+      </w:r>
+      <w:proofErr w:type="spellStart"/>
+      <w:r>
+        <w:t>VAEs</w:t>
+      </w:r>
+      <w:proofErr w:type="spellEnd"/>
+      <w:r>
+        <w:t>), Generative Adversarial Networks (</w:t>
+      </w:r>
+      <w:proofErr w:type="spellStart"/>
+      <w:r>
+        <w:t>GANs</w:t>
+      </w:r>
+      <w:proofErr w:type="spellEnd"/>
+      <w:r>
+        <w:t xml:space="preserve">), and LSTM-Autoencoders—have been proposed to tackle the challenge of zero-day anomaly detection. These models operate under a strictly unsupervised paradigm; they are trained exclusively on normal operational data to learn the underlying distribution of a healthy system. Anomalies are then detected based on high reconstruction errors or probabilistic deviations. While these generative models theoretically solve the dependency on </w:t>
+      </w:r>
+      <w:proofErr w:type="spellStart"/>
+      <w:r>
+        <w:t>labeled</w:t>
+      </w:r>
+      <w:proofErr w:type="spellEnd"/>
+      <w:r>
+        <w:t xml:space="preserve"> anomaly data and manual feature engineering, current literature highlights critical operational trade-offs. They are computationally expensive to train and deploy, and their sensitivity to reconstruction thresholds often leads to performance degradation (specifically precision collapse) when deployed in highly concurrent, noisy environments like Apache Spark.</w:t>
       </w:r>
     </w:p>
     <w:p>
@@ -7369,15 +7442,7 @@
         <w:t>[8]</w:t>
       </w:r>
       <w:r>
-        <w:t xml:space="preserve"> Lin, Q., Zhang, H., Lou, J. G., Zhang, Y., &amp; Chen, X. (2016). "Log </w:t>
-      </w:r>
-      <w:proofErr w:type="gramStart"/>
-      <w:r>
-        <w:t>clustering based</w:t>
-      </w:r>
-      <w:proofErr w:type="gramEnd"/>
-      <w:r>
-        <w:t xml:space="preserve"> problem identification for online service systems." In </w:t>
+        <w:t xml:space="preserve"> Lin, Q., Zhang, H., Lou, J. G., Zhang, Y., &amp; Chen, X. (2016). "Log clustering based problem identification for online service systems." In </w:t>
       </w:r>
       <w:r>
         <w:rPr>
@@ -12541,7 +12606,6 @@
   <w:style w:type="character" w:default="1" w:styleId="DefaultParagraphFont">
     <w:name w:val="Default Paragraph Font"/>
     <w:uiPriority w:val="1"/>
-    <w:semiHidden/>
     <w:unhideWhenUsed/>
   </w:style>
   <w:style w:type="table" w:default="1" w:styleId="TableNormal">
@@ -13087,6 +13151,7 @@
     <w:rsidRoot w:val="00C72C3E"/>
     <w:rsid w:val="00065B1F"/>
     <w:rsid w:val="00150DA4"/>
+    <w:rsid w:val="001D4FCD"/>
     <w:rsid w:val="002F4F5A"/>
     <w:rsid w:val="00375FD5"/>
     <w:rsid w:val="004A104D"/>
@@ -13094,6 +13159,7 @@
     <w:rsid w:val="007D55F3"/>
     <w:rsid w:val="008305D2"/>
     <w:rsid w:val="00981094"/>
+    <w:rsid w:val="009A395D"/>
     <w:rsid w:val="009A7043"/>
     <w:rsid w:val="00A05CFB"/>
     <w:rsid w:val="00A21BCD"/>
